--- a/deliverables/V4-V7_Sep09_Synchronization_Summary.docx
+++ b/deliverables/V4-V7_Sep09_Synchronization_Summary.docx
@@ -1298,6 +1298,131 @@
           <w:color w:val="112345"/>
           <w:sz w:val="26"/>
         </w:rPr>
+        <w:t>4B. SEPTEMBER 9 CLARIFICATIONS, INSTRUCTION ONLY</w:t>
+      </w:r>
+    </w:p>
+    <w:p>
+      <w:pPr>
+        <w:spacing w:before="0" w:after="160"/>
+      </w:pPr>
+      <w:r>
+        <w:rPr>
+          <w:b w:val="0"/>
+          <w:i w:val="0"/>
+          <w:sz w:val="22"/>
+        </w:rPr>
+        <w:t>Added after the synchronization was accepted. Neither changes a visual, a spoken line, an asset, the routing, or any runtime figure.</w:t>
+      </w:r>
+    </w:p>
+    <w:p>
+      <w:pPr>
+        <w:spacing w:before="0" w:after="120"/>
+      </w:pPr>
+      <w:r>
+        <w:rPr>
+          <w:b w:val="0"/>
+          <w:i w:val="0"/>
+          <w:sz w:val="21"/>
+        </w:rPr>
+        <w:t>•  RETURN-TO-CAMERA EXCEPTION. The general full-screen rule ends "then cut cleanly back to me." That is now qualified everywhere it appears: return to camera only where the scene map calls for it, and never for Watch Next. Watch Next is the final visual, continues through the final spoken line and the intentional closing hold, and has no camera return. The existing Watch Next scene instructions were already correct and were not changed.</w:t>
+      </w:r>
+    </w:p>
+    <w:p>
+      <w:pPr>
+        <w:spacing w:before="0" w:after="120"/>
+      </w:pPr>
+      <w:r>
+        <w:rPr>
+          <w:b w:val="0"/>
+          <w:i w:val="0"/>
+          <w:sz w:val="21"/>
+        </w:rPr>
+        <w:t>•  SOUND CUES ARE SELECTIVE, NOT CUMULATIVE. Scene notes suggesting an accent per item, question, column, step or word are now labelled OPTIONAL SOUND CANDIDATES rather than instructions. The whole long-form video still gets approximately 4 to 7 restrained accents in total, including the Subscribe cue. Adding up the per-scene suggestions would exceed that on its own, so the budget wins: choose the few most meaningful moments and leave the rest silent.</w:t>
+      </w:r>
+    </w:p>
+    <w:p>
+      <w:pPr>
+        <w:spacing w:before="0" w:after="120"/>
+      </w:pPr>
+      <w:r>
+        <w:rPr>
+          <w:b w:val="0"/>
+          <w:i w:val="0"/>
+          <w:sz w:val="21"/>
+        </w:rPr>
+        <w:t>•  RUNTIME UNCHANGED. Every runtime figure remains an estimate. Nothing was padded to reach an older cover target, and graphics or B-roll shown underneath continuing narration do not add separate runtime.</w:t>
+      </w:r>
+    </w:p>
+    <w:p>
+      <w:pPr>
+        <w:spacing w:after="80"/>
+      </w:pPr>
+      <w:r>
+        <w:rPr>
+          <w:b/>
+          <w:color w:val="8A6D1E"/>
+          <w:sz w:val="20"/>
+        </w:rPr>
+        <w:t xml:space="preserve">Files affected  </w:t>
+      </w:r>
+      <w:r>
+        <w:rPr>
+          <w:sz w:val="21"/>
+        </w:rPr>
+        <w:t>Riverside_CoCreator_Master_Prompt.txt, Visual_Build_Map_and_Motion_Reveal_Map.txt, Recording_Run_of_Show.docx, Approved_Recording_Master_Reference.docx, Change_Log.txt and QA_Report.txt, in all four packages.</w:t>
+      </w:r>
+    </w:p>
+    <w:p>
+      <w:pPr>
+        <w:spacing w:after="80"/>
+      </w:pPr>
+      <w:r>
+        <w:rPr>
+          <w:b/>
+          <w:color w:val="8A6D1E"/>
+          <w:sz w:val="20"/>
+        </w:rPr>
+        <w:t xml:space="preserve">Files whose content did not change  </w:t>
+      </w:r>
+      <w:r>
+        <w:rPr>
+          <w:sz w:val="21"/>
+        </w:rPr>
+        <w:t>All 99 others, including every asset, every Short, every publishing file and every source manifest. Verified by comparing extracted text, not bytes.</w:t>
+      </w:r>
+    </w:p>
+    <w:p>
+      <w:pPr>
+        <w:spacing w:after="80"/>
+      </w:pPr>
+      <w:r>
+        <w:rPr>
+          <w:b/>
+          <w:color w:val="8A6D1E"/>
+          <w:sz w:val="20"/>
+        </w:rPr>
+        <w:t xml:space="preserve">Watch Next  </w:t>
+      </w:r>
+      <w:r>
+        <w:rPr>
+          <w:sz w:val="21"/>
+        </w:rPr>
+        <w:t>Existing scene instructions kept exactly as they were.</w:t>
+      </w:r>
+    </w:p>
+    <w:p>
+      <w:pPr>
+        <w:spacing w:before="320" w:after="120"/>
+        <w:keepNext w:val="1"/>
+        <w:keepLines w:val="1"/>
+      </w:pPr>
+      <w:r>
+        <w:rPr>
+          <w:b/>
+          <w:i w:val="0"/>
+          <w:color w:val="112345"/>
+          <w:sz w:val="26"/>
+        </w:rPr>
         <w:t>5. TWO CHECKS I CORRECTED RATHER THAN RELAXED</w:t>
       </w:r>
     </w:p>
@@ -1706,7 +1831,7 @@
         <w:rPr>
           <w:sz w:val="21"/>
         </w:rPr>
-        <w:t>28 per video, all passing</w:t>
+        <w:t>30 per video, all passing</w:t>
       </w:r>
     </w:p>
     <w:p>
@@ -1914,7 +2039,7 @@
         <w:rPr>
           <w:sz w:val="21"/>
         </w:rPr>
-        <w:t>cb2d082f043bfe42651c04b3d48be6f7ebbb94b43f053d270adc308d75834fab</w:t>
+        <w:t>29fe240cb4c308ee74278f1dfc245eabec28ca0cda6f85ce17e112e0cffe6954</w:t>
       </w:r>
     </w:p>
     <w:p>
@@ -1933,7 +2058,7 @@
         <w:rPr>
           <w:sz w:val="21"/>
         </w:rPr>
-        <w:t>6059467661055ec04dd662860952c76e5b95a9a3c6a1f4864a9c7e3be30fbdea</w:t>
+        <w:t>46fa98f4378b44d481ce3f02c013894314fedeaef21febfb9e527f4d79fa84d4</w:t>
       </w:r>
     </w:p>
     <w:p>
@@ -1952,7 +2077,7 @@
         <w:rPr>
           <w:sz w:val="21"/>
         </w:rPr>
-        <w:t>6fb8f7aaaea7a8e31e427e3a81ccefd40c6b2ed5c7af9f1d6fcc47d1b8eb311d</w:t>
+        <w:t>9855780bcef74c2541a23480627d853996700db85c3a384c2bdacbba4ca3e45b</w:t>
       </w:r>
     </w:p>
     <w:p>
@@ -1971,7 +2096,7 @@
         <w:rPr>
           <w:sz w:val="21"/>
         </w:rPr>
-        <w:t>2dcc007e1d528b938b3ed572d8e9f673177aadfa6b779f556217416e4bde79f6</w:t>
+        <w:t>f5a8959d655a036ec58ccd79c35dbbf161b97b71b0cb775094f12fc85296b13a</w:t>
       </w:r>
     </w:p>
     <w:p>
@@ -1990,7 +2115,7 @@
         <w:rPr>
           <w:sz w:val="21"/>
         </w:rPr>
-        <w:t>4f1f7b1ca3d67726086d1d802fca711fccd85b5b7d381ed4e5cae096f5bec2b2</w:t>
+        <w:t>79ff1df730e6e1492c6c044c36d13748f7ae682d934c5812b3fa1a1fbdd105b1</w:t>
       </w:r>
     </w:p>
     <w:p>

--- a/deliverables/V4-V7_Sep09_Synchronization_Summary.docx
+++ b/deliverables/V4-V7_Sep09_Synchronization_Summary.docx
@@ -2120,6 +2120,61 @@
     </w:p>
     <w:p>
       <w:pPr>
+        <w:spacing w:before="320" w:after="120"/>
+        <w:keepNext w:val="1"/>
+        <w:keepLines w:val="1"/>
+      </w:pPr>
+      <w:r>
+        <w:rPr>
+          <w:b/>
+          <w:i w:val="0"/>
+          <w:color w:val="112345"/>
+          <w:sz w:val="26"/>
+        </w:rPr>
+        <w:t>12. TASK CLOSED</w:t>
+      </w:r>
+    </w:p>
+    <w:p>
+      <w:pPr>
+        <w:spacing w:before="0" w:after="160"/>
+      </w:pPr>
+      <w:r>
+        <w:rPr>
+          <w:b w:val="0"/>
+          <w:i w:val="0"/>
+          <w:sz w:val="22"/>
+        </w:rPr>
+        <w:t>You accepted the September 9 synchronization and the targeted asset updates, and the two instruction-only clarifications were the final item. The Videos 4 to 7 synchronization task is closed in the tracker.</w:t>
+      </w:r>
+    </w:p>
+    <w:p>
+      <w:pPr>
+        <w:spacing w:before="0" w:after="160"/>
+      </w:pPr>
+      <w:r>
+        <w:rPr>
+          <w:b w:val="0"/>
+          <w:i w:val="0"/>
+          <w:sz w:val="22"/>
+        </w:rPr>
+        <w:t>No further script, thumbnail, deck, routing or asset change for Videos 4 to 7 unless an actual factual or production defect is found.</w:t>
+      </w:r>
+    </w:p>
+    <w:p>
+      <w:pPr>
+        <w:spacing w:before="0" w:after="160"/>
+      </w:pPr>
+      <w:r>
+        <w:rPr>
+          <w:b w:val="0"/>
+          <w:i w:val="0"/>
+          <w:sz w:val="22"/>
+        </w:rPr>
+        <w:t>The V8 to V13 draft batch is a separate task and shares nothing with this one.</w:t>
+      </w:r>
+    </w:p>
+    <w:p>
+      <w:pPr>
         <w:spacing w:before="0" w:after="240"/>
         <w:pBdr>
           <w:bottom w:val="single" w:sz="6" w:color="8A6D1E"/>
@@ -2137,7 +2192,7 @@
           <w:color w:val="112345"/>
           <w:sz w:val="24"/>
         </w:rPr>
-        <w:t>VIDEOS 4, 5, 6 AND 7: PACKAGES SYNCHRONIZED TO THE SEPTEMBER 9 SCRIPT LOCK.</w:t>
+        <w:t>VIDEOS 4, 5, 6 AND 7: PACKAGES SYNCHRONIZED TO THE SEPTEMBER 9 SCRIPT LOCK. TASK CLOSED.</w:t>
       </w:r>
     </w:p>
     <w:p>
